--- a/Progres-Fatimah/Jurnal Submit/submit/MJMS/Linny/submit/MJMS_Authorship_Agreement_OFFICIAL_TEMPLATE_FILLED.docx
+++ b/Progres-Fatimah/Jurnal Submit/submit/MJMS/Linny/submit/MJMS_Authorship_Agreement_OFFICIAL_TEMPLATE_FILLED.docx
@@ -158,18 +158,6 @@
         </w:rPr>
         <w:t>Date: 12 October 2026</w:t>
       </w:r>
-      <w:r>
-        <w:rPr>
-          <w:spacing w:val="-2"/>
-          <w:w w:val="95"/>
-        </w:rPr>
-      </w:r>
-      <w:r>
-        <w:rPr>
-          <w:spacing w:val="-2"/>
-          <w:w w:val="95"/>
-        </w:rPr>
-      </w:r>
     </w:p>
     <w:p>
       <w:pPr>
@@ -188,35 +176,6 @@
           <w:w w:val="85"/>
         </w:rPr>
         <w:t>Manuscript title: Glycaemic Control and Lipid Profiles in Adults With Type 2 Diabetes Not Receiving Lipid-Lowering Therapy: A Retrospective Cross-Sectional Study in Indonesia</w:t>
-      </w:r>
-      <w:r>
-        <w:rPr>
-          <w:rFonts w:ascii="Tahoma"/>
-          <w:b/>
-          <w:spacing w:val="12"/>
-        </w:rPr>
-      </w:r>
-      <w:r>
-        <w:rPr>
-          <w:rFonts w:ascii="Tahoma"/>
-          <w:b/>
-          <w:spacing w:val="-2"/>
-          <w:w w:val="95"/>
-        </w:rPr>
-      </w:r>
-      <w:r>
-        <w:rPr>
-          <w:rFonts w:ascii="Tahoma"/>
-          <w:b/>
-          <w:spacing w:val="-2"/>
-          <w:w w:val="95"/>
-        </w:rPr>
-      </w:r>
-      <w:r>
-        <w:rPr>
-          <w:rFonts w:ascii="Times New Roman" w:eastAsia="Times New Roman" w:hAnsi="Times New Roman"/>
-          <w:b/>
-        </w:rPr>
       </w:r>
     </w:p>
     <w:p>
@@ -334,23 +293,10 @@
     <w:p>
       <w:pPr>
         <w:pStyle w:val="BodyText"/>
-        <w:spacing w:before="23"/>
-        <w:rPr>
-          <w:i/>
-          <w:sz w:val="20"/>
-        </w:rPr>
-      </w:pPr>
-    </w:p>
-    <w:p>
-      <w:pPr>
-        <w:pStyle w:val="BodyText"/>
         <w:spacing w:before="12" w:line="247" w:lineRule="auto"/>
-        <w:ind w:left="97" w:right="92"/>
+        <w:ind w:right="92"/>
         <w:jc w:val="both"/>
       </w:pPr>
-      <w:r>
-        <w:t xml:space="preserve"> </w:t>
-      </w:r>
     </w:p>
     <w:p>
       <w:pPr>
@@ -1865,6 +1811,7 @@
           <w:p>
             <w:pPr>
               <w:pStyle w:val="TableParagraph"/>
+              <w:spacing w:before="200" w:after="200"/>
               <w:rPr>
                 <w:szCs w:val="24"/>
               </w:rPr>
@@ -1884,6 +1831,7 @@
           <w:p>
             <w:pPr>
               <w:pStyle w:val="TableParagraph"/>
+              <w:spacing w:before="200" w:after="200"/>
               <w:rPr>
                 <w:szCs w:val="24"/>
               </w:rPr>
@@ -1903,12 +1851,79 @@
           <w:p>
             <w:pPr>
               <w:pStyle w:val="TableParagraph"/>
+              <w:spacing w:before="200" w:after="200"/>
               <w:rPr>
                 <w:rFonts w:ascii="Times New Roman"/>
                 <w:sz w:val="20"/>
               </w:rPr>
             </w:pPr>
-            <w:r/>
+            <w:r>
+              <w:rPr>
+                <w:noProof/>
+              </w:rPr>
+              <w:drawing>
+                <wp:anchor distT="0" distB="0" distL="114300" distR="114300" simplePos="0" relativeHeight="251658240" behindDoc="0" locked="0" layoutInCell="1" allowOverlap="1" wp14:anchorId="44A10BB7" wp14:editId="15316941">
+                  <wp:simplePos x="0" y="0"/>
+                  <wp:positionH relativeFrom="column">
+                    <wp:posOffset>93345</wp:posOffset>
+                  </wp:positionH>
+                  <wp:positionV relativeFrom="paragraph">
+                    <wp:posOffset>-221615</wp:posOffset>
+                  </wp:positionV>
+                  <wp:extent cx="971550" cy="728549"/>
+                  <wp:effectExtent l="0" t="0" r="0" b="0"/>
+                  <wp:wrapNone/>
+                  <wp:docPr id="1572221696" name="Picture 2"/>
+                  <wp:cNvGraphicFramePr>
+                    <a:graphicFrameLocks xmlns:a="http://schemas.openxmlformats.org/drawingml/2006/main" noChangeAspect="1"/>
+                  </wp:cNvGraphicFramePr>
+                  <a:graphic xmlns:a="http://schemas.openxmlformats.org/drawingml/2006/main">
+                    <a:graphicData uri="http://schemas.openxmlformats.org/drawingml/2006/picture">
+                      <pic:pic xmlns:pic="http://schemas.openxmlformats.org/drawingml/2006/picture">
+                        <pic:nvPicPr>
+                          <pic:cNvPr id="0" name="Picture 3"/>
+                          <pic:cNvPicPr>
+                            <a:picLocks noChangeAspect="1" noChangeArrowheads="1"/>
+                          </pic:cNvPicPr>
+                        </pic:nvPicPr>
+                        <pic:blipFill>
+                          <a:blip r:embed="rId5" cstate="print">
+                            <a:extLst>
+                              <a:ext uri="{28A0092B-C50C-407E-A947-70E740481C1C}">
+                                <a14:useLocalDpi xmlns:a14="http://schemas.microsoft.com/office/drawing/2010/main" val="0"/>
+                              </a:ext>
+                            </a:extLst>
+                          </a:blip>
+                          <a:srcRect/>
+                          <a:stretch>
+                            <a:fillRect/>
+                          </a:stretch>
+                        </pic:blipFill>
+                        <pic:spPr bwMode="auto">
+                          <a:xfrm>
+                            <a:off x="0" y="0"/>
+                            <a:ext cx="974224" cy="730555"/>
+                          </a:xfrm>
+                          <a:prstGeom prst="rect">
+                            <a:avLst/>
+                          </a:prstGeom>
+                          <a:noFill/>
+                          <a:ln>
+                            <a:noFill/>
+                          </a:ln>
+                        </pic:spPr>
+                      </pic:pic>
+                    </a:graphicData>
+                  </a:graphic>
+                  <wp14:sizeRelH relativeFrom="page">
+                    <wp14:pctWidth>0</wp14:pctWidth>
+                  </wp14:sizeRelH>
+                  <wp14:sizeRelV relativeFrom="page">
+                    <wp14:pctHeight>0</wp14:pctHeight>
+                  </wp14:sizeRelV>
+                </wp:anchor>
+              </w:drawing>
+            </w:r>
           </w:p>
         </w:tc>
       </w:tr>
@@ -1923,6 +1938,7 @@
           <w:p>
             <w:pPr>
               <w:pStyle w:val="TableParagraph"/>
+              <w:spacing w:before="200" w:after="200"/>
               <w:rPr>
                 <w:szCs w:val="24"/>
               </w:rPr>
@@ -1942,6 +1958,7 @@
           <w:p>
             <w:pPr>
               <w:pStyle w:val="TableParagraph"/>
+              <w:spacing w:before="200" w:after="200"/>
               <w:rPr>
                 <w:szCs w:val="24"/>
               </w:rPr>
@@ -1961,12 +1978,80 @@
           <w:p>
             <w:pPr>
               <w:pStyle w:val="TableParagraph"/>
+              <w:spacing w:before="200" w:after="200"/>
+              <w:ind w:firstLine="720"/>
               <w:rPr>
                 <w:rFonts w:ascii="Times New Roman"/>
                 <w:sz w:val="20"/>
               </w:rPr>
             </w:pPr>
-            <w:r/>
+            <w:r>
+              <w:rPr>
+                <w:noProof/>
+              </w:rPr>
+              <w:drawing>
+                <wp:anchor distT="0" distB="0" distL="114300" distR="114300" simplePos="0" relativeHeight="251659264" behindDoc="0" locked="0" layoutInCell="1" allowOverlap="1" wp14:anchorId="6D392076" wp14:editId="68E838F2">
+                  <wp:simplePos x="0" y="0"/>
+                  <wp:positionH relativeFrom="column">
+                    <wp:posOffset>-97155</wp:posOffset>
+                  </wp:positionH>
+                  <wp:positionV relativeFrom="paragraph">
+                    <wp:posOffset>-44450</wp:posOffset>
+                  </wp:positionV>
+                  <wp:extent cx="1343025" cy="458470"/>
+                  <wp:effectExtent l="0" t="0" r="0" b="0"/>
+                  <wp:wrapNone/>
+                  <wp:docPr id="558744534" name="Picture 3"/>
+                  <wp:cNvGraphicFramePr>
+                    <a:graphicFrameLocks xmlns:a="http://schemas.openxmlformats.org/drawingml/2006/main" noChangeAspect="1"/>
+                  </wp:cNvGraphicFramePr>
+                  <a:graphic xmlns:a="http://schemas.openxmlformats.org/drawingml/2006/main">
+                    <a:graphicData uri="http://schemas.openxmlformats.org/drawingml/2006/picture">
+                      <pic:pic xmlns:pic="http://schemas.openxmlformats.org/drawingml/2006/picture">
+                        <pic:nvPicPr>
+                          <pic:cNvPr id="0" name="Picture 5"/>
+                          <pic:cNvPicPr>
+                            <a:picLocks noChangeAspect="1" noChangeArrowheads="1"/>
+                          </pic:cNvPicPr>
+                        </pic:nvPicPr>
+                        <pic:blipFill>
+                          <a:blip r:embed="rId6" cstate="print">
+                            <a:extLst>
+                              <a:ext uri="{28A0092B-C50C-407E-A947-70E740481C1C}">
+                                <a14:useLocalDpi xmlns:a14="http://schemas.microsoft.com/office/drawing/2010/main" val="0"/>
+                              </a:ext>
+                            </a:extLst>
+                          </a:blip>
+                          <a:srcRect/>
+                          <a:stretch>
+                            <a:fillRect/>
+                          </a:stretch>
+                        </pic:blipFill>
+                        <pic:spPr bwMode="auto">
+                          <a:xfrm>
+                            <a:off x="0" y="0"/>
+                            <a:ext cx="1343025" cy="458470"/>
+                          </a:xfrm>
+                          <a:prstGeom prst="rect">
+                            <a:avLst/>
+                          </a:prstGeom>
+                          <a:noFill/>
+                          <a:ln>
+                            <a:noFill/>
+                          </a:ln>
+                        </pic:spPr>
+                      </pic:pic>
+                    </a:graphicData>
+                  </a:graphic>
+                  <wp14:sizeRelH relativeFrom="page">
+                    <wp14:pctWidth>0</wp14:pctWidth>
+                  </wp14:sizeRelH>
+                  <wp14:sizeRelV relativeFrom="page">
+                    <wp14:pctHeight>0</wp14:pctHeight>
+                  </wp14:sizeRelV>
+                </wp:anchor>
+              </w:drawing>
+            </w:r>
           </w:p>
         </w:tc>
       </w:tr>
@@ -1981,6 +2066,7 @@
           <w:p>
             <w:pPr>
               <w:pStyle w:val="TableParagraph"/>
+              <w:spacing w:before="200" w:after="200"/>
               <w:rPr>
                 <w:szCs w:val="24"/>
               </w:rPr>
@@ -2000,47 +2086,25 @@
           <w:p>
             <w:pPr>
               <w:pStyle w:val="TableParagraph"/>
+              <w:spacing w:before="200" w:after="200"/>
               <w:rPr>
                 <w:szCs w:val="24"/>
               </w:rPr>
             </w:pPr>
-            <w:proofErr w:type="spellStart"/>
             <w:r>
               <w:rPr>
                 <w:szCs w:val="24"/>
               </w:rPr>
-              <w:t>Tonny Loho</w:t>
-            </w:r>
-            <w:proofErr w:type="spellEnd"/>
-            <w:r>
-              <w:rPr>
-                <w:szCs w:val="24"/>
-              </w:rPr>
+              <w:t xml:space="preserve">Tonny </w:t>
             </w:r>
             <w:proofErr w:type="spellStart"/>
             <w:r>
               <w:rPr>
                 <w:szCs w:val="24"/>
               </w:rPr>
+              <w:t>Loho</w:t>
             </w:r>
             <w:proofErr w:type="spellEnd"/>
-            <w:r>
-              <w:rPr>
-                <w:szCs w:val="24"/>
-              </w:rPr>
-            </w:r>
-            <w:proofErr w:type="spellStart"/>
-            <w:r>
-              <w:rPr>
-                <w:szCs w:val="24"/>
-              </w:rPr>
-            </w:r>
-            <w:proofErr w:type="spellEnd"/>
-            <w:r>
-              <w:rPr>
-                <w:szCs w:val="24"/>
-              </w:rPr>
-            </w:r>
           </w:p>
         </w:tc>
         <w:tc>
@@ -2050,12 +2114,79 @@
           <w:p>
             <w:pPr>
               <w:pStyle w:val="TableParagraph"/>
+              <w:spacing w:before="200" w:after="200"/>
               <w:rPr>
                 <w:rFonts w:ascii="Times New Roman"/>
                 <w:sz w:val="20"/>
               </w:rPr>
             </w:pPr>
-            <w:r/>
+            <w:r>
+              <w:rPr>
+                <w:noProof/>
+              </w:rPr>
+              <w:drawing>
+                <wp:anchor distT="0" distB="0" distL="114300" distR="114300" simplePos="0" relativeHeight="251660288" behindDoc="0" locked="0" layoutInCell="1" allowOverlap="1" wp14:anchorId="5C1EFD89" wp14:editId="18AA223D">
+                  <wp:simplePos x="0" y="0"/>
+                  <wp:positionH relativeFrom="column">
+                    <wp:posOffset>-192405</wp:posOffset>
+                  </wp:positionH>
+                  <wp:positionV relativeFrom="paragraph">
+                    <wp:posOffset>-533400</wp:posOffset>
+                  </wp:positionV>
+                  <wp:extent cx="1854200" cy="1390650"/>
+                  <wp:effectExtent l="0" t="0" r="0" b="0"/>
+                  <wp:wrapNone/>
+                  <wp:docPr id="2097247468" name="Picture 4"/>
+                  <wp:cNvGraphicFramePr>
+                    <a:graphicFrameLocks xmlns:a="http://schemas.openxmlformats.org/drawingml/2006/main" noChangeAspect="1"/>
+                  </wp:cNvGraphicFramePr>
+                  <a:graphic xmlns:a="http://schemas.openxmlformats.org/drawingml/2006/main">
+                    <a:graphicData uri="http://schemas.openxmlformats.org/drawingml/2006/picture">
+                      <pic:pic xmlns:pic="http://schemas.openxmlformats.org/drawingml/2006/picture">
+                        <pic:nvPicPr>
+                          <pic:cNvPr id="0" name="Picture 7"/>
+                          <pic:cNvPicPr>
+                            <a:picLocks noChangeAspect="1" noChangeArrowheads="1"/>
+                          </pic:cNvPicPr>
+                        </pic:nvPicPr>
+                        <pic:blipFill>
+                          <a:blip r:embed="rId7" cstate="print">
+                            <a:extLst>
+                              <a:ext uri="{28A0092B-C50C-407E-A947-70E740481C1C}">
+                                <a14:useLocalDpi xmlns:a14="http://schemas.microsoft.com/office/drawing/2010/main" val="0"/>
+                              </a:ext>
+                            </a:extLst>
+                          </a:blip>
+                          <a:srcRect/>
+                          <a:stretch>
+                            <a:fillRect/>
+                          </a:stretch>
+                        </pic:blipFill>
+                        <pic:spPr bwMode="auto">
+                          <a:xfrm>
+                            <a:off x="0" y="0"/>
+                            <a:ext cx="1854200" cy="1390650"/>
+                          </a:xfrm>
+                          <a:prstGeom prst="rect">
+                            <a:avLst/>
+                          </a:prstGeom>
+                          <a:noFill/>
+                          <a:ln>
+                            <a:noFill/>
+                          </a:ln>
+                        </pic:spPr>
+                      </pic:pic>
+                    </a:graphicData>
+                  </a:graphic>
+                  <wp14:sizeRelH relativeFrom="page">
+                    <wp14:pctWidth>0</wp14:pctWidth>
+                  </wp14:sizeRelH>
+                  <wp14:sizeRelV relativeFrom="page">
+                    <wp14:pctHeight>0</wp14:pctHeight>
+                  </wp14:sizeRelV>
+                </wp:anchor>
+              </w:drawing>
+            </w:r>
           </w:p>
         </w:tc>
       </w:tr>
@@ -2070,6 +2201,7 @@
           <w:p>
             <w:pPr>
               <w:pStyle w:val="TableParagraph"/>
+              <w:spacing w:before="200" w:after="200"/>
               <w:rPr>
                 <w:rFonts w:ascii="Times New Roman"/>
                 <w:sz w:val="20"/>
@@ -2087,6 +2219,7 @@
           <w:p>
             <w:pPr>
               <w:pStyle w:val="TableParagraph"/>
+              <w:spacing w:before="200" w:after="200"/>
               <w:rPr>
                 <w:rFonts w:ascii="Times New Roman"/>
                 <w:sz w:val="20"/>
@@ -2104,12 +2237,79 @@
           <w:p>
             <w:pPr>
               <w:pStyle w:val="TableParagraph"/>
+              <w:spacing w:before="200" w:after="200"/>
               <w:rPr>
                 <w:rFonts w:ascii="Times New Roman"/>
                 <w:sz w:val="20"/>
               </w:rPr>
             </w:pPr>
-            <w:r/>
+            <w:r>
+              <w:rPr>
+                <w:noProof/>
+              </w:rPr>
+              <w:drawing>
+                <wp:anchor distT="0" distB="0" distL="114300" distR="114300" simplePos="0" relativeHeight="251661312" behindDoc="0" locked="0" layoutInCell="1" allowOverlap="1" wp14:anchorId="714C249C" wp14:editId="1CF96062">
+                  <wp:simplePos x="0" y="0"/>
+                  <wp:positionH relativeFrom="column">
+                    <wp:posOffset>254635</wp:posOffset>
+                  </wp:positionH>
+                  <wp:positionV relativeFrom="paragraph">
+                    <wp:posOffset>-156210</wp:posOffset>
+                  </wp:positionV>
+                  <wp:extent cx="1041563" cy="781050"/>
+                  <wp:effectExtent l="0" t="0" r="0" b="0"/>
+                  <wp:wrapNone/>
+                  <wp:docPr id="1566760411" name="Picture 5"/>
+                  <wp:cNvGraphicFramePr>
+                    <a:graphicFrameLocks xmlns:a="http://schemas.openxmlformats.org/drawingml/2006/main" noChangeAspect="1"/>
+                  </wp:cNvGraphicFramePr>
+                  <a:graphic xmlns:a="http://schemas.openxmlformats.org/drawingml/2006/main">
+                    <a:graphicData uri="http://schemas.openxmlformats.org/drawingml/2006/picture">
+                      <pic:pic xmlns:pic="http://schemas.openxmlformats.org/drawingml/2006/picture">
+                        <pic:nvPicPr>
+                          <pic:cNvPr id="0" name="Picture 9"/>
+                          <pic:cNvPicPr>
+                            <a:picLocks noChangeAspect="1" noChangeArrowheads="1"/>
+                          </pic:cNvPicPr>
+                        </pic:nvPicPr>
+                        <pic:blipFill>
+                          <a:blip r:embed="rId8" cstate="print">
+                            <a:extLst>
+                              <a:ext uri="{28A0092B-C50C-407E-A947-70E740481C1C}">
+                                <a14:useLocalDpi xmlns:a14="http://schemas.microsoft.com/office/drawing/2010/main" val="0"/>
+                              </a:ext>
+                            </a:extLst>
+                          </a:blip>
+                          <a:srcRect/>
+                          <a:stretch>
+                            <a:fillRect/>
+                          </a:stretch>
+                        </pic:blipFill>
+                        <pic:spPr bwMode="auto">
+                          <a:xfrm>
+                            <a:off x="0" y="0"/>
+                            <a:ext cx="1041563" cy="781050"/>
+                          </a:xfrm>
+                          <a:prstGeom prst="rect">
+                            <a:avLst/>
+                          </a:prstGeom>
+                          <a:noFill/>
+                          <a:ln>
+                            <a:noFill/>
+                          </a:ln>
+                        </pic:spPr>
+                      </pic:pic>
+                    </a:graphicData>
+                  </a:graphic>
+                  <wp14:sizeRelH relativeFrom="page">
+                    <wp14:pctWidth>0</wp14:pctWidth>
+                  </wp14:sizeRelH>
+                  <wp14:sizeRelV relativeFrom="page">
+                    <wp14:pctHeight>0</wp14:pctHeight>
+                  </wp14:sizeRelV>
+                </wp:anchor>
+              </w:drawing>
+            </w:r>
           </w:p>
         </w:tc>
       </w:tr>
@@ -2124,6 +2324,7 @@
           <w:p>
             <w:pPr>
               <w:pStyle w:val="TableParagraph"/>
+              <w:spacing w:before="200" w:after="200"/>
               <w:rPr>
                 <w:rFonts w:ascii="Times New Roman"/>
                 <w:sz w:val="20"/>
@@ -2141,6 +2342,7 @@
           <w:p>
             <w:pPr>
               <w:pStyle w:val="TableParagraph"/>
+              <w:spacing w:before="200" w:after="200"/>
               <w:rPr>
                 <w:rFonts w:ascii="Times New Roman"/>
                 <w:sz w:val="20"/>
@@ -2158,262 +2360,79 @@
           <w:p>
             <w:pPr>
               <w:pStyle w:val="TableParagraph"/>
+              <w:spacing w:before="200" w:after="200"/>
               <w:rPr>
                 <w:rFonts w:ascii="Times New Roman"/>
                 <w:sz w:val="20"/>
               </w:rPr>
             </w:pPr>
-            <w:r/>
-          </w:p>
-        </w:tc>
-      </w:tr>
-      <w:tr>
-        <w:trPr>
-          <w:trHeight w:val="273"/>
-        </w:trPr>
-        <w:tc>
-          <w:tcPr>
-            <w:tcW w:w="2455" w:type="dxa"/>
-          </w:tcPr>
-          <w:p>
-            <w:pPr>
-              <w:pStyle w:val="TableParagraph"/>
+            <w:r>
               <w:rPr>
-                <w:rFonts w:ascii="Times New Roman"/>
-                <w:sz w:val="20"/>
+                <w:noProof/>
               </w:rPr>
-            </w:pPr>
-            <w:r/>
-          </w:p>
-        </w:tc>
-        <w:tc>
-          <w:tcPr>
-            <w:tcW w:w="3701" w:type="dxa"/>
-          </w:tcPr>
-          <w:p>
-            <w:pPr>
-              <w:pStyle w:val="TableParagraph"/>
-              <w:rPr>
-                <w:rFonts w:ascii="Times New Roman"/>
-                <w:sz w:val="20"/>
-              </w:rPr>
-            </w:pPr>
-            <w:r/>
-          </w:p>
-        </w:tc>
-        <w:tc>
-          <w:tcPr>
-            <w:tcW w:w="2125" w:type="dxa"/>
-          </w:tcPr>
-          <w:p>
-            <w:pPr>
-              <w:pStyle w:val="TableParagraph"/>
-              <w:rPr>
-                <w:rFonts w:ascii="Times New Roman"/>
-                <w:sz w:val="20"/>
-              </w:rPr>
-            </w:pPr>
-            <w:r/>
-          </w:p>
-        </w:tc>
-      </w:tr>
-      <w:tr>
-        <w:trPr>
-          <w:trHeight w:val="272"/>
-        </w:trPr>
-        <w:tc>
-          <w:tcPr>
-            <w:tcW w:w="2455" w:type="dxa"/>
-          </w:tcPr>
-          <w:p>
-            <w:pPr>
-              <w:pStyle w:val="TableParagraph"/>
-              <w:rPr>
-                <w:rFonts w:ascii="Times New Roman"/>
-                <w:sz w:val="20"/>
-              </w:rPr>
-            </w:pPr>
-            <w:r/>
-          </w:p>
-        </w:tc>
-        <w:tc>
-          <w:tcPr>
-            <w:tcW w:w="3701" w:type="dxa"/>
-          </w:tcPr>
-          <w:p>
-            <w:pPr>
-              <w:pStyle w:val="TableParagraph"/>
-              <w:rPr>
-                <w:rFonts w:ascii="Times New Roman"/>
-                <w:sz w:val="20"/>
-              </w:rPr>
-            </w:pPr>
-            <w:r/>
-          </w:p>
-        </w:tc>
-        <w:tc>
-          <w:tcPr>
-            <w:tcW w:w="2125" w:type="dxa"/>
-          </w:tcPr>
-          <w:p>
-            <w:pPr>
-              <w:pStyle w:val="TableParagraph"/>
-              <w:rPr>
-                <w:rFonts w:ascii="Times New Roman"/>
-                <w:sz w:val="20"/>
-              </w:rPr>
-            </w:pPr>
-            <w:r/>
-          </w:p>
-        </w:tc>
-      </w:tr>
-      <w:tr>
-        <w:trPr>
-          <w:trHeight w:val="273"/>
-        </w:trPr>
-        <w:tc>
-          <w:tcPr>
-            <w:tcW w:w="2455" w:type="dxa"/>
-          </w:tcPr>
-          <w:p>
-            <w:pPr>
-              <w:pStyle w:val="TableParagraph"/>
-              <w:rPr>
-                <w:rFonts w:ascii="Times New Roman"/>
-                <w:sz w:val="20"/>
-              </w:rPr>
-            </w:pPr>
-            <w:r/>
-          </w:p>
-        </w:tc>
-        <w:tc>
-          <w:tcPr>
-            <w:tcW w:w="3701" w:type="dxa"/>
-          </w:tcPr>
-          <w:p>
-            <w:pPr>
-              <w:pStyle w:val="TableParagraph"/>
-              <w:rPr>
-                <w:rFonts w:ascii="Times New Roman"/>
-                <w:sz w:val="20"/>
-              </w:rPr>
-            </w:pPr>
-            <w:r/>
-          </w:p>
-        </w:tc>
-        <w:tc>
-          <w:tcPr>
-            <w:tcW w:w="2125" w:type="dxa"/>
-          </w:tcPr>
-          <w:p>
-            <w:pPr>
-              <w:pStyle w:val="TableParagraph"/>
-              <w:rPr>
-                <w:rFonts w:ascii="Times New Roman"/>
-                <w:sz w:val="20"/>
-              </w:rPr>
-            </w:pPr>
-            <w:r/>
-          </w:p>
-        </w:tc>
-      </w:tr>
-      <w:tr>
-        <w:trPr>
-          <w:trHeight w:val="271"/>
-        </w:trPr>
-        <w:tc>
-          <w:tcPr>
-            <w:tcW w:w="2455" w:type="dxa"/>
-          </w:tcPr>
-          <w:p>
-            <w:pPr>
-              <w:pStyle w:val="TableParagraph"/>
-              <w:rPr>
-                <w:rFonts w:ascii="Times New Roman"/>
-                <w:sz w:val="20"/>
-              </w:rPr>
-            </w:pPr>
-            <w:r/>
-          </w:p>
-        </w:tc>
-        <w:tc>
-          <w:tcPr>
-            <w:tcW w:w="3701" w:type="dxa"/>
-          </w:tcPr>
-          <w:p>
-            <w:pPr>
-              <w:pStyle w:val="TableParagraph"/>
-              <w:rPr>
-                <w:rFonts w:ascii="Times New Roman"/>
-                <w:sz w:val="20"/>
-              </w:rPr>
-            </w:pPr>
-            <w:r/>
-          </w:p>
-        </w:tc>
-        <w:tc>
-          <w:tcPr>
-            <w:tcW w:w="2125" w:type="dxa"/>
-          </w:tcPr>
-          <w:p>
-            <w:pPr>
-              <w:pStyle w:val="TableParagraph"/>
-              <w:rPr>
-                <w:rFonts w:ascii="Times New Roman"/>
-                <w:sz w:val="20"/>
-              </w:rPr>
-            </w:pPr>
-            <w:r/>
-          </w:p>
-        </w:tc>
-      </w:tr>
-      <w:tr>
-        <w:trPr>
-          <w:trHeight w:val="273"/>
-        </w:trPr>
-        <w:tc>
-          <w:tcPr>
-            <w:tcW w:w="2455" w:type="dxa"/>
-          </w:tcPr>
-          <w:p>
-            <w:pPr>
-              <w:pStyle w:val="TableParagraph"/>
-              <w:rPr>
-                <w:rFonts w:ascii="Times New Roman"/>
-                <w:sz w:val="20"/>
-              </w:rPr>
-            </w:pPr>
-            <w:r/>
-          </w:p>
-        </w:tc>
-        <w:tc>
-          <w:tcPr>
-            <w:tcW w:w="3701" w:type="dxa"/>
-          </w:tcPr>
-          <w:p>
-            <w:pPr>
-              <w:pStyle w:val="TableParagraph"/>
-              <w:rPr>
-                <w:rFonts w:ascii="Times New Roman"/>
-                <w:sz w:val="20"/>
-              </w:rPr>
-            </w:pPr>
-            <w:r/>
-          </w:p>
-        </w:tc>
-        <w:tc>
-          <w:tcPr>
-            <w:tcW w:w="2125" w:type="dxa"/>
-          </w:tcPr>
-          <w:p>
-            <w:pPr>
-              <w:pStyle w:val="TableParagraph"/>
-              <w:rPr>
-                <w:rFonts w:ascii="Times New Roman"/>
-                <w:sz w:val="20"/>
-              </w:rPr>
-            </w:pPr>
-            <w:r/>
+              <w:drawing>
+                <wp:anchor distT="0" distB="0" distL="114300" distR="114300" simplePos="0" relativeHeight="251662336" behindDoc="0" locked="0" layoutInCell="1" allowOverlap="1" wp14:anchorId="3C22592B" wp14:editId="6E8F937A">
+                  <wp:simplePos x="0" y="0"/>
+                  <wp:positionH relativeFrom="column">
+                    <wp:posOffset>-1905</wp:posOffset>
+                  </wp:positionH>
+                  <wp:positionV relativeFrom="paragraph">
+                    <wp:posOffset>-336550</wp:posOffset>
+                  </wp:positionV>
+                  <wp:extent cx="1343025" cy="730885"/>
+                  <wp:effectExtent l="0" t="0" r="0" b="0"/>
+                  <wp:wrapNone/>
+                  <wp:docPr id="1686606964" name="Picture 6"/>
+                  <wp:cNvGraphicFramePr>
+                    <a:graphicFrameLocks xmlns:a="http://schemas.openxmlformats.org/drawingml/2006/main" noChangeAspect="1"/>
+                  </wp:cNvGraphicFramePr>
+                  <a:graphic xmlns:a="http://schemas.openxmlformats.org/drawingml/2006/main">
+                    <a:graphicData uri="http://schemas.openxmlformats.org/drawingml/2006/picture">
+                      <pic:pic xmlns:pic="http://schemas.openxmlformats.org/drawingml/2006/picture">
+                        <pic:nvPicPr>
+                          <pic:cNvPr id="0" name="Picture 11"/>
+                          <pic:cNvPicPr>
+                            <a:picLocks noChangeAspect="1" noChangeArrowheads="1"/>
+                          </pic:cNvPicPr>
+                        </pic:nvPicPr>
+                        <pic:blipFill>
+                          <a:blip r:embed="rId9" cstate="print">
+                            <a:extLst>
+                              <a:ext uri="{28A0092B-C50C-407E-A947-70E740481C1C}">
+                                <a14:useLocalDpi xmlns:a14="http://schemas.microsoft.com/office/drawing/2010/main" val="0"/>
+                              </a:ext>
+                            </a:extLst>
+                          </a:blip>
+                          <a:srcRect/>
+                          <a:stretch>
+                            <a:fillRect/>
+                          </a:stretch>
+                        </pic:blipFill>
+                        <pic:spPr bwMode="auto">
+                          <a:xfrm>
+                            <a:off x="0" y="0"/>
+                            <a:ext cx="1343025" cy="730885"/>
+                          </a:xfrm>
+                          <a:prstGeom prst="rect">
+                            <a:avLst/>
+                          </a:prstGeom>
+                          <a:noFill/>
+                          <a:ln>
+                            <a:noFill/>
+                          </a:ln>
+                        </pic:spPr>
+                      </pic:pic>
+                    </a:graphicData>
+                  </a:graphic>
+                  <wp14:sizeRelH relativeFrom="page">
+                    <wp14:pctWidth>0</wp14:pctWidth>
+                  </wp14:sizeRelH>
+                  <wp14:sizeRelV relativeFrom="page">
+                    <wp14:pctHeight>0</wp14:pctHeight>
+                  </wp14:sizeRelV>
+                </wp:anchor>
+              </w:drawing>
+            </w:r>
           </w:p>
         </w:tc>
       </w:tr>
@@ -2443,6 +2462,7 @@
       </w:pPr>
       <w:r>
         <w:rPr>
+          <w:noProof/>
           <w:sz w:val="20"/>
         </w:rPr>
         <w:lastRenderedPageBreak/>
@@ -2462,7 +2482,7 @@
                     <pic:cNvPicPr/>
                   </pic:nvPicPr>
                   <pic:blipFill>
-                    <a:blip r:embed="rId5"/>
+                    <a:blip r:embed="rId10"/>
                     <a:stretch>
                       <a:fillRect/>
                     </a:stretch>
@@ -2933,6 +2953,7 @@
   <w:style w:type="character" w:default="1" w:styleId="DefaultParagraphFont">
     <w:name w:val="Default Paragraph Font"/>
     <w:uiPriority w:val="1"/>
+    <w:semiHidden/>
     <w:unhideWhenUsed/>
   </w:style>
   <w:style w:type="table" w:default="1" w:styleId="TableNormal">
